--- a/DBTUNING/ch24_ADDM자동진단/ch24_실습문제_추가서술형_정답.docx
+++ b/DBTUNING/ch24_ADDM자동진단/ch24_실습문제_추가서술형_정답.docx
@@ -7,7 +7,7 @@
         <w:pStyle w:val="Heading1"/>
       </w:pPr>
       <w:r>
-        <w:t>제9장  ADDM — 자동 진단 결과 해석 · 추가 실습문제 정답(모범답안 및 채점포인트)</w:t>
+        <w:t>제ch24  ADDM — 자동 진단 결과 해석 · 추가 실습문제 정답(모범답안 및 채점포인트)</w:t>
       </w:r>
     </w:p>
     <w:p>
@@ -145,7 +145,7 @@
     </w:p>
     <w:p>
       <w:r>
-        <w:t>[추가-07] 실측 스냅샷 295~296 구간의 상위 세 Finding을 쓰고, 이것이 8장 AWR·10장 ASH와 어떻게 연결되는지 설명하라.</w:t>
+        <w:t>[추가-07] 실측 스냅샷 295~296 구간의 상위 세 Finding을 쓰고, 이것이 ch22 AWR·ch25 ASH와 어떻게 연결되는지 설명하라.</w:t>
       </w:r>
     </w:p>
     <w:p>
@@ -155,7 +155,7 @@
     </w:p>
     <w:p>
       <w:r>
-        <w:t>상위 세 Finding은 Top SQL Statements(60.78%), Hard Parse Due to Literal Usage(5.82%), Commits and Rollbacks(3.69%)다. 같은 스냅샷 295~296 구간을 세 도구가 각자의 언어로 본다. AWR(8장)은 DB CPU 95.7%·log file sync 21.1초·하드 파싱 초당 319회라는 숫자로, ADDM(9장)은 위 세 Finding이라는 이름 붙은 진단으로, ASH(10장)는 ON CPU 90.7%·상위 SQL 9vmszgd1ft9x0라는 샘플 분포로 같은 부하를 보여 준다. 도구가 다르다고 사실이 달라지지 않는다는 것이 세 장을 관통하는 교육 포인트다.</w:t>
+        <w:t>상위 세 Finding은 Top SQL Statements(60.78%), Hard Parse Due to Literal Usage(5.82%), Commits and Rollbacks(3.69%)다. 같은 스냅샷 295~296 구간을 세 도구가 각자의 언어로 본다. AWR(ch22)은 DB CPU 95.7%·log file sync 21.1초·하드 파싱 초당 319회라는 숫자로, ADDM(ch24)은 위 세 Finding이라는 이름 붙은 진단으로, ASH(ch25)는 ON CPU 90.7%·상위 SQL 9vmszgd1ft9x0라는 샘플 분포로 같은 부하를 보여 준다. 도구가 다르다고 사실이 달라지지 않는다는 것이 세 장을 관통하는 교육 포인트다.</w:t>
       </w:r>
     </w:p>
     <w:p>
@@ -411,7 +411,7 @@
     </w:p>
     <w:p>
       <w:r>
-        <w:t>(1) 전제 확인: ADDM·DBA_ADVISOR_*·DBA_ADDM_*·DBA_HIST_*는 쓸 수 없음을 명시한다. (2) 구간 델타 기준선: 관심 구간의 시작·끝에 V$SYS_TIME_MODEL·V$SYSTEM_EVENT·V$SYSSTAT를 캡처해 델타를 계산한다(누적값 그대로 쓰지 않는다). (3) Top SQL: V$SQL을 elapsed_time·buffer_gets·executions 기준으로 정렬해 고부하 SQL을 뽑는다. (4) 하드 파싱: V$SYSSTAT parse count(hard) 델타와 V$LIBRARYCACHE를 본다. (5) 커밋 부하: user commits 델타와 log file sync. (6) 구간 보고서가 필요하면 6장의 Statspack 보고서를 생성한다. 판정 기준은 ADDM과 같다 — DB Time 비중이 큰 것부터.</w:t>
+        <w:t>(1) 전제 확인: ADDM·DBA_ADVISOR_*·DBA_ADDM_*·DBA_HIST_*는 쓸 수 없음을 명시한다. (2) 구간 델타 기준선: 관심 구간의 시작·끝에 V$SYS_TIME_MODEL·V$SYSTEM_EVENT·V$SYSSTAT를 캡처해 델타를 계산한다(누적값 그대로 쓰지 않는다). (3) Top SQL: V$SQL을 elapsed_time·buffer_gets·executions 기준으로 정렬해 고부하 SQL을 뽑는다. (4) 하드 파싱: V$SYSSTAT parse count(hard) 델타와 V$LIBRARYCACHE를 본다. (5) 커밋 부하: user commits 델타와 log file sync. (6) 구간 보고서가 필요하면 ch20의 Statspack 보고서를 생성한다. 판정 기준은 ADDM과 같다 — DB Time 비중이 큰 것부터.</w:t>
       </w:r>
     </w:p>
     <w:p>

--- a/DBTUNING/ch24_ADDM자동진단/ch24_실습문제_추가서술형_정답.docx
+++ b/DBTUNING/ch24_ADDM자동진단/ch24_실습문제_추가서술형_정답.docx
@@ -7,7 +7,7 @@
         <w:pStyle w:val="Heading1"/>
       </w:pPr>
       <w:r>
-        <w:t>제ch24  ADDM — 자동 진단 결과 해석 · 추가 실습문제 정답(모범답안 및 채점포인트)</w:t>
+        <w:t>ch24  ADDM — 자동 진단 결과 해석 · 추가 실습문제 정답(모범답안 및 채점포인트)</w:t>
       </w:r>
     </w:p>
     <w:p>
